--- a/07_Portfolio_Documents/UFCEP4-0-3_01_Task01_02_Strategic_BPMN_and_iStar.docx
+++ b/07_Portfolio_Documents/UFCEP4-0-3_01_Task01_02_Strategic_BPMN_and_iStar.docx
@@ -3417,7 +3417,7 @@
         <w:rPr>
           <w:b/>
         </w:rPr>
-        <w:t xml:space="preserve">16 actors and 37 dependencies</w:t>
+        <w:t>16 actors and 40 dependencies</w:t>
       </w:r>
       <w:r>
         <w:t xml:space="preserve">, each typed as a goal, soft goal, task or resource.</w:t>
@@ -3552,7 +3552,7 @@
         <w:t xml:space="preserve">Dependency count.</w:t>
       </w:r>
       <w:r>
-        <w:t xml:space="preserve"> Thirty-seven dependencies across sixteen actors is a deliberately bounded model. Adding a dependency for every exchange in the process models would produce a diagram with no analytic value; the criterion applied was whether the exchange represents something one actor needs from another that it cannot produce itself.</w:t>
+        <w:t xml:space="preserve"> Forty dependencies across sixteen actors is a deliberately bounded model. Adding a dependency for every exchange in the process models would produce a diagram with no analytic value; the criterion applied was whether the exchange represents something one actor needs from another that it cannot produce itself.</w:t>
       </w:r>
     </w:p>
     <w:p>
@@ -3599,7 +3599,7 @@
         <w:rPr>
           <w:i/>
         </w:rPr>
-        <w:t xml:space="preserve">Figure 5. i* SD model: 16 actors and 37 typed dependencies. Editable source: `06_iStar_Models/iStar_SD_Initial_Release.svg`.</w:t>
+        <w:t>Figure 5. i* SD model: 16 actors and 40 typed dependencies. Editable source: `06_iStar_Models/iStar_SD_Initial_Release.svg`.</w:t>
       </w:r>
     </w:p>
     <w:p>

--- a/07_Portfolio_Documents/UFCEP4-0-3_01_Task01_02_Strategic_BPMN_and_iStar.docx
+++ b/07_Portfolio_Documents/UFCEP4-0-3_01_Task01_02_Strategic_BPMN_and_iStar.docx
@@ -1803,7 +1803,7 @@
         <w:t xml:space="preserve">Deployment</w:t>
       </w:r>
       <w:r>
-        <w:t xml:space="preserve"> to a running Camunda 8 Run 8.10.0-alpha5 cluster through the Orchestration Cluster API, together with 68 Camunda Forms generated from the models. Result: </w:t>
+        <w:t xml:space="preserve"> to a running Camunda 8 Run 8.10.0-alpha5 cluster through the Orchestration Cluster API, together with 69 Camunda Forms generated from the models. Result: </w:t>
       </w:r>
       <w:r>
         <w:rPr>

--- a/07_Portfolio_Documents/UFCEP4-0-3_01_Task01_02_Strategic_BPMN_and_iStar.docx
+++ b/07_Portfolio_Documents/UFCEP4-0-3_01_Task01_02_Strategic_BPMN_and_iStar.docx
@@ -668,7 +668,7 @@
         <w:t xml:space="preserve">White-box participants.</w:t>
       </w:r>
       <w:r>
-        <w:t xml:space="preserve"> S2 declares one hospital pool with six lanes (Medical Secretaries; Consultant / Clinical Team; Outpatient Bookings Team; Patient Pathway Coordinators; Call Handling Team; Treatment and Chemotherapy Bookings Team). S3 declares a main hospital pool with seven lanes and </w:t>
+        <w:t xml:space="preserve"> S2 declares one hospital pool with seven lanes (Medical Secretaries; Consultant / Clinical Team; Outpatient Bookings Team; Patient Pathway Coordinators; Call Handling Team; Treatment and Chemotherapy Bookings Team; Clinical Nurse Specialist Team). S3 declares a main hospital pool with seven lanes and </w:t>
       </w:r>
       <w:r>
         <w:rPr>
@@ -1803,7 +1803,7 @@
         <w:t xml:space="preserve">Deployment</w:t>
       </w:r>
       <w:r>
-        <w:t xml:space="preserve"> to a running Camunda 8 Run 8.10.0-alpha5 cluster through the Orchestration Cluster API, together with 69 Camunda Forms generated from the models. Result: </w:t>
+        <w:t xml:space="preserve"> to a running Camunda 8 Run 8.10.0-alpha5 cluster through the Orchestration Cluster API, together with 68 Camunda Forms generated from the models. Result: </w:t>
       </w:r>
       <w:r>
         <w:rPr>

--- a/07_Portfolio_Documents/UFCEP4-0-3_01_Task01_02_Strategic_BPMN_and_iStar.docx
+++ b/07_Portfolio_Documents/UFCEP4-0-3_01_Task01_02_Strategic_BPMN_and_iStar.docx
@@ -3563,7 +3563,7 @@
       <w:r>
         <w:drawing>
           <wp:inline distT="0" distB="0" distL="0" distR="0">
-            <wp:extent cx="5940000" cy="5117538"/>
+            <wp:extent cx="5940000" cy="2989932"/>
             <wp:docPr id="14" name="Figure 5 — i\* Strategic Dependency model" descr="Figure 5 — i\* Strategic Dependency model"/>
             <a:graphic>
               <a:graphicData uri="http://schemas.openxmlformats.org/drawingml/2006/picture">
@@ -3581,7 +3581,7 @@
                   <pic:spPr>
                     <a:xfrm>
                       <a:off x="0" y="0"/>
-                      <a:ext cx="5940000" cy="5117538"/>
+                      <a:ext cx="5940000" cy="2989932"/>
                     </a:xfrm>
                     <a:prstGeom prst="rect">
                       <a:avLst/>
@@ -3599,7 +3599,7 @@
         <w:rPr>
           <w:i/>
         </w:rPr>
-        <w:t>Figure 5. i* SD model: 16 actors and 40 typed dependencies. Editable source: `06_iStar_Models/iStar_SD_Initial_Release.svg`.</w:t>
+        <w:t>Figure 5. i* SD model: 16 actors and 30 typed dependencies. Editable source: `06_iStar_Models/iStar_SD_Initial_Release.svg`.</w:t>
       </w:r>
     </w:p>
     <w:p>
@@ -4159,7 +4159,7 @@
       <w:r>
         <w:drawing>
           <wp:inline distT="0" distB="0" distL="0" distR="0">
-            <wp:extent cx="5940000" cy="6226200"/>
+            <wp:extent cx="5940000" cy="3981233"/>
             <wp:docPr id="15" name="Figure 6 — i\* Strategic Rationale model" descr="Figure 6 — i\* Strategic Rationale model"/>
             <a:graphic>
               <a:graphicData uri="http://schemas.openxmlformats.org/drawingml/2006/picture">
@@ -4177,7 +4177,7 @@
                   <pic:spPr>
                     <a:xfrm>
                       <a:off x="0" y="0"/>
-                      <a:ext cx="5940000" cy="6226200"/>
+                      <a:ext cx="5940000" cy="3981233"/>
                     </a:xfrm>
                     <a:prstGeom prst="rect">
                       <a:avLst/>
@@ -4195,7 +4195,7 @@
         <w:rPr>
           <w:i/>
         </w:rPr>
-        <w:t xml:space="preserve">Figure 6. i* SR model: seven actors, 61 intentional elements, 56 internal links, 9 boundary dependencies. Editable source: `06_iStar_Models/iStar_SR_Initial_Release.svg`.</w:t>
+        <w:t>Figure 6. i* SR model: six actors, 45 intentional elements, 47 internal links, 10 boundary dependencies. Editable source: `06_iStar_Models/iStar_SR_Initial_Release.svg`.</w:t>
       </w:r>
     </w:p>
     <w:p>
